--- a/TALLER 1.2/INFORME_POTABILIDAD_AGUA.docx
+++ b/TALLER 1.2/INFORME_POTABILIDAD_AGUA.docx
@@ -247,27 +247,16 @@
         <w:t>0.547</w:t>
       </w:r>
       <w:r>
-        <w:t xml:space="preserve">. Estos resultados —apenas superiores al azar— indican que las 9 variables disponibles tienen una relación muy débil, y probablemente no lineal, con la potabilidad real del agua. El modelo se empaquetó como un pipeline </w:t>
+        <w:t xml:space="preserve">. Estos resultados —apenas superiores al azar— indican que las 9 variables disponibles tienen una relación muy débil, y probablemente no lineal, con la potabilidad real del agua. El modelo entrenado (parámetros de imputación, escalado, coeficientes e intercepto) se exportó a un archivo de datos consumido por una página estática (HTML + JavaScript) que hace la clasificación </w:t>
       </w:r>
       <w:r>
         <w:rPr>
-          <w:rFonts w:ascii="Consolas" w:hAnsi="Consolas"/>
-          <w:sz w:val="19"/>
+          <w:b/>
         </w:rPr>
-        <w:t>scikit-learn</w:t>
+        <w:t>en el navegador</w:t>
       </w:r>
       <w:r>
-        <w:t xml:space="preserve"> serializado con </w:t>
-      </w:r>
-      <w:r>
-        <w:rPr>
-          <w:rFonts w:ascii="Consolas" w:hAnsi="Consolas"/>
-          <w:sz w:val="19"/>
-        </w:rPr>
-        <w:t>joblib</w:t>
-      </w:r>
-      <w:r>
-        <w:t xml:space="preserve"> y se expuso mediante una aplicación web interactiva construida con </w:t>
+        <w:t xml:space="preserve">, sin coeficientes escritos a mano en el cliente ni backend de por medio; adicionalmente se construyó una versión equivalente en </w:t>
       </w:r>
       <w:r>
         <w:rPr>
@@ -276,7 +265,7 @@
         <w:t>Streamlit</w:t>
       </w:r>
       <w:r>
-        <w:t>, lista para desplegarse en Streamlit Community Cloud.</w:t>
+        <w:t>, lista para desplegarse.</w:t>
       </w:r>
     </w:p>
     <w:p>
@@ -3320,6 +3309,29 @@
       </w:r>
     </w:p>
     <w:p>
+      <w:r>
+        <w:t xml:space="preserve">El aplicativo principal es una página estática (HTML + JavaScript puro) que clasifica </w:t>
+      </w:r>
+      <w:r>
+        <w:rPr>
+          <w:b/>
+        </w:rPr>
+        <w:t>en el navegador</w:t>
+      </w:r>
+      <w:r>
+        <w:t xml:space="preserve">, sin backend ni servidor de por medio. El punto clave de diseño es que el JavaScript </w:t>
+      </w:r>
+      <w:r>
+        <w:rPr>
+          <w:b/>
+        </w:rPr>
+        <w:t>no tiene la fórmula ni los coeficientes escritos a mano</w:t>
+      </w:r>
+      <w:r>
+        <w:t>: los lee de un archivo generado automáticamente por el entrenamiento.</w:t>
+      </w:r>
+    </w:p>
+    <w:p>
       <w:pPr>
         <w:ind w:left="283"/>
       </w:pPr>
@@ -3328,32 +3340,94 @@
           <w:rFonts w:ascii="Consolas" w:hAnsi="Consolas"/>
           <w:sz w:val="19"/>
         </w:rPr>
-        <w:t>Usuario (navegador)</w:t>
+        <w:t>train_model.py (Python / scikit-learn)</w:t>
         <w:br/>
-        <w:t xml:space="preserve">      │  completa 9 parámetros fisicoquímicos</w:t>
+        <w:t xml:space="preserve">      │  ajusta Imputer -&gt; StandardScaler -&gt; LogisticRegression</w:t>
+        <w:br/>
+        <w:t xml:space="preserve">      │  sobre el 80% de entrenamiento</w:t>
         <w:br/>
         <w:t xml:space="preserve">      ▼</w:t>
         <w:br/>
-        <w:t xml:space="preserve"> app.py (Streamlit)</w:t>
+        <w:t>app_web/modelo_potabilidad.js</w:t>
         <w:br/>
-        <w:t xml:space="preserve">      │  pipeline.predict_proba(X)</w:t>
+        <w:t xml:space="preserve">  (features, medianas de imputación, media/desviación del escalado,</w:t>
         <w:br/>
-        <w:t xml:space="preserve">      ▼</w:t>
+        <w:t xml:space="preserve">   coeficientes, intercepto y umbral -- todo como datos, generado por</w:t>
         <w:br/>
-        <w:t xml:space="preserve"> modelo_potabilidad.pkl</w:t>
-        <w:br/>
-        <w:t xml:space="preserve">  (Imputer → StandardScaler → LogisticRegression, serializado con joblib)</w:t>
+        <w:t xml:space="preserve">   el entrenamiento, cero valores hardcodeados en el cliente)</w:t>
         <w:br/>
         <w:t xml:space="preserve">      │</w:t>
         <w:br/>
         <w:t xml:space="preserve">      ▼</w:t>
         <w:br/>
-        <w:t xml:space="preserve"> Resultado: clase (Potable / No potable) + probabilidad</w:t>
+        <w:t>app_web/predictor.js  (motor de inferencia genérico)</w:t>
+        <w:br/>
+        <w:t xml:space="preserve">  predecir(valoresCrudos, modelo):</w:t>
+        <w:br/>
+        <w:t xml:space="preserve">    impute -&gt; estandariza -&gt; z = intercepto + Σ(coef·x) -&gt; sigmoide(z)</w:t>
+        <w:br/>
+        <w:t xml:space="preserve">      │</w:t>
+        <w:br/>
+        <w:t xml:space="preserve">      ▼</w:t>
+        <w:br/>
+        <w:t>app_web/index.html</w:t>
+        <w:br/>
+        <w:t xml:space="preserve">  construye el formulario dinámicamente a partir de modelo.features</w:t>
+        <w:br/>
+        <w:t xml:space="preserve">  y muestra clase (Potable / No potable) + probabilidad + el detalle</w:t>
+        <w:br/>
+        <w:t xml:space="preserve">  de cómo se calculó cada contribución</w:t>
       </w:r>
     </w:p>
     <w:p>
       <w:r>
-        <w:t xml:space="preserve">El modelo se entrena y evalúa en </w:t>
+        <w:rPr>
+          <w:rFonts w:ascii="Consolas" w:hAnsi="Consolas"/>
+          <w:sz w:val="19"/>
+        </w:rPr>
+        <w:t>predictor.js</w:t>
+      </w:r>
+      <w:r>
+        <w:t xml:space="preserve"> es </w:t>
+      </w:r>
+      <w:r>
+        <w:rPr>
+          <w:b/>
+        </w:rPr>
+        <w:t>independiente del dataset</w:t>
+      </w:r>
+      <w:r>
+        <w:t xml:space="preserve">: no menciona </w:t>
+      </w:r>
+      <w:r>
+        <w:rPr>
+          <w:rFonts w:ascii="Consolas" w:hAnsi="Consolas"/>
+          <w:sz w:val="19"/>
+        </w:rPr>
+        <w:t>ph</w:t>
+      </w:r>
+      <w:r>
+        <w:t xml:space="preserve">, </w:t>
+      </w:r>
+      <w:r>
+        <w:rPr>
+          <w:rFonts w:ascii="Consolas" w:hAnsi="Consolas"/>
+          <w:sz w:val="19"/>
+        </w:rPr>
+        <w:t>Solids</w:t>
+      </w:r>
+      <w:r>
+        <w:t xml:space="preserve"> ni ningún nombre de variable; simplemente recorre </w:t>
+      </w:r>
+      <w:r>
+        <w:rPr>
+          <w:rFonts w:ascii="Consolas" w:hAnsi="Consolas"/>
+          <w:sz w:val="19"/>
+        </w:rPr>
+        <w:t>modelo.features</w:t>
+      </w:r>
+      <w:r>
+        <w:t xml:space="preserve"> y aplica la misma transformación que usó </w:t>
       </w:r>
       <w:r>
         <w:rPr>
@@ -3363,7 +3437,61 @@
         <w:t>train_model.py</w:t>
       </w:r>
       <w:r>
-        <w:t xml:space="preserve">, que exporta </w:t>
+        <w:t xml:space="preserve">. Si el modelo se reentrena — con otras variables, otro dataset o mejores hiperparámetros — solo cambia </w:t>
+      </w:r>
+      <w:r>
+        <w:rPr>
+          <w:rFonts w:ascii="Consolas" w:hAnsi="Consolas"/>
+          <w:sz w:val="19"/>
+        </w:rPr>
+        <w:t>modelo_potabilidad.js</w:t>
+      </w:r>
+      <w:r>
+        <w:t xml:space="preserve">; ni </w:t>
+      </w:r>
+      <w:r>
+        <w:rPr>
+          <w:rFonts w:ascii="Consolas" w:hAnsi="Consolas"/>
+          <w:sz w:val="19"/>
+        </w:rPr>
+        <w:t>predictor.js</w:t>
+      </w:r>
+      <w:r>
+        <w:t xml:space="preserve"> ni </w:t>
+      </w:r>
+      <w:r>
+        <w:rPr>
+          <w:rFonts w:ascii="Consolas" w:hAnsi="Consolas"/>
+          <w:sz w:val="19"/>
+        </w:rPr>
+        <w:t>index.html</w:t>
+      </w:r>
+      <w:r>
+        <w:t xml:space="preserve"> necesitan tocarse.</w:t>
+      </w:r>
+    </w:p>
+    <w:p>
+      <w:r>
+        <w:t xml:space="preserve">Como alternativa server-side, también se construyó una versión en </w:t>
+      </w:r>
+      <w:r>
+        <w:rPr>
+          <w:b/>
+        </w:rPr>
+        <w:t>Streamlit</w:t>
+      </w:r>
+      <w:r>
+        <w:t xml:space="preserve"> (</w:t>
+      </w:r>
+      <w:r>
+        <w:rPr>
+          <w:rFonts w:ascii="Consolas" w:hAnsi="Consolas"/>
+          <w:sz w:val="19"/>
+        </w:rPr>
+        <w:t>app.py</w:t>
+      </w:r>
+      <w:r>
+        <w:t>) que carga el mismo pipeline serializado (</w:t>
       </w:r>
       <w:r>
         <w:rPr>
@@ -3373,27 +3501,7 @@
         <w:t>modelo_potabilidad.pkl</w:t>
       </w:r>
       <w:r>
-        <w:t xml:space="preserve"> (pipeline completo, autocontenido) y </w:t>
-      </w:r>
-      <w:r>
-        <w:rPr>
-          <w:rFonts w:ascii="Consolas" w:hAnsi="Consolas"/>
-          <w:sz w:val="19"/>
-        </w:rPr>
-        <w:t>resultados_metricas.json</w:t>
-      </w:r>
-      <w:r>
-        <w:t xml:space="preserve"> (métricas y metadatos que la app también consume para mostrar su propio desempeño). La aplicación </w:t>
-      </w:r>
-      <w:r>
-        <w:rPr>
-          <w:rFonts w:ascii="Consolas" w:hAnsi="Consolas"/>
-          <w:sz w:val="19"/>
-        </w:rPr>
-        <w:t>app.py</w:t>
-      </w:r>
-      <w:r>
-        <w:t xml:space="preserve"> es un frontend Streamlit sin estado de servidor adicional: cada predicción se calcula en el momento a partir del pipeline cargado en memoria.</w:t>
+        <w:t>, vía joblib) y ofrece la misma predicción desde Python; ambas implementaciones se verificaron numéricamente equivalentes (mismo caso de prueba, misma probabilidad de salida).</w:t>
       </w:r>
     </w:p>
     <w:p>
@@ -3409,7 +3517,17 @@
         <w:ind w:left="369" w:hanging="227"/>
       </w:pPr>
       <w:r>
-        <w:t>1. Abrir la URL pública de la aplicación (ver sección 6.3).</w:t>
+        <w:t xml:space="preserve">1. Abrir </w:t>
+      </w:r>
+      <w:r>
+        <w:rPr>
+          <w:rFonts w:ascii="Consolas" w:hAnsi="Consolas"/>
+          <w:sz w:val="19"/>
+        </w:rPr>
+        <w:t>app_web/index.html</w:t>
+      </w:r>
+      <w:r>
+        <w:t xml:space="preserve"> (o la URL pública una vez desplegada, ver sección 6.3).</w:t>
       </w:r>
     </w:p>
     <w:p>
@@ -3417,16 +3535,16 @@
         <w:ind w:left="369" w:hanging="227"/>
       </w:pPr>
       <w:r>
-        <w:t xml:space="preserve">2. En la pestaña </w:t>
+        <w:t xml:space="preserve">2. Completar los 9 campos con los parámetros fisicoquímicos de la muestra de agua, o presionar </w:t>
       </w:r>
       <w:r>
         <w:rPr>
           <w:b/>
         </w:rPr>
-        <w:t>"🔮 Predecir"</w:t>
+        <w:t>"Rellenar con medianas"</w:t>
       </w:r>
       <w:r>
-        <w:t>, completar los 9 campos con los parámetros fisicoquímicos de la muestra de agua (los campos vienen precargados con la mediana de cada variable como valor de referencia).</w:t>
+        <w:t xml:space="preserve"> para cargar valores de referencia del set de entrenamiento.</w:t>
       </w:r>
     </w:p>
     <w:p>
@@ -3451,39 +3569,39 @@
         <w:ind w:left="369" w:hanging="227"/>
       </w:pPr>
       <w:r>
-        <w:t>4. La aplicación muestra la clase predicha (✅ Potable / ⛔ No potable) junto con la probabilidad estimada.</w:t>
-      </w:r>
-    </w:p>
-    <w:p>
-      <w:pPr>
-        <w:ind w:left="369" w:hanging="227"/>
-      </w:pPr>
-      <w:r>
-        <w:t xml:space="preserve">5. En la pestaña </w:t>
+        <w:t xml:space="preserve">4. La página muestra la clase predicha (✅ Potable / ⛔ No potable), la probabilidad estimada y, en </w:t>
       </w:r>
       <w:r>
         <w:rPr>
           <w:b/>
         </w:rPr>
-        <w:t>"📊 Métricas del modelo"</w:t>
+        <w:t>"Ver cómo se calculó"</w:t>
       </w:r>
       <w:r>
-        <w:t xml:space="preserve"> puede consultarse el desempeño del modelo sobre el conjunto de prueba (accuracy, precision, recall, F1, AUC, matriz de confusión y coeficientes).</w:t>
+        <w:t>, el detalle de la contribución de cada variable a la predicción (transparencia sobre el cálculo, no es una caja negra).</w:t>
       </w:r>
     </w:p>
     <w:p>
       <w:r>
-        <w:t>La aplicación fue verificada localmente (</w:t>
+        <w:t xml:space="preserve">La aplicación fue verificada sirviéndola con un servidor estático local: con los valores por defecto (mediana de cada variable) predice </w:t>
       </w:r>
       <w:r>
         <w:rPr>
-          <w:rFonts w:ascii="Consolas" w:hAnsi="Consolas"/>
-          <w:sz w:val="19"/>
+          <w:b/>
         </w:rPr>
-        <w:t>streamlit run app.py</w:t>
+        <w:t>No potable, 49.8%</w:t>
       </w:r>
       <w:r>
-        <w:t>) con casos reales del dataset, incluyendo una muestra potable (predicha correctamente como Potable, 53.0% de probabilidad) y con los valores por defecto (mediana de cada variable, predicha como No potable, 49.8% de probabilidad).</w:t>
+        <w:t xml:space="preserve">, y con una muestra real potable del dataset predice </w:t>
+      </w:r>
+      <w:r>
+        <w:rPr>
+          <w:b/>
+        </w:rPr>
+        <w:t>Potable, 53.0%</w:t>
+      </w:r>
+      <w:r>
+        <w:t xml:space="preserve"> — ambos resultados idénticos a los que entrega la versión Streamlit sobre los mismos datos, confirmando que el motor de inferencia en JavaScript reproduce exactamente el pipeline entrenado en Python.</w:t>
       </w:r>
     </w:p>
     <w:p>
@@ -3514,36 +3632,16 @@
     </w:p>
     <w:p>
       <w:r>
-        <w:t xml:space="preserve">La aplicación está lista para desplegarse en </w:t>
+        <w:t xml:space="preserve">Al ser un sitio 100% estático (sin backend), el aplicativo puede publicarse en cualquier hosting gratuito sin necesidad de configurar un servidor: </w:t>
       </w:r>
       <w:r>
         <w:rPr>
           <w:b/>
         </w:rPr>
-        <w:t>Streamlit Community Cloud</w:t>
+        <w:t>GitHub Pages</w:t>
       </w:r>
       <w:r>
-        <w:t>, conectada al repositorio de GitHub (</w:t>
-      </w:r>
-      <w:r>
-        <w:rPr>
-          <w:rFonts w:ascii="Consolas" w:hAnsi="Consolas"/>
-          <w:sz w:val="19"/>
-        </w:rPr>
-        <w:t>requirements.txt</w:t>
-      </w:r>
-      <w:r>
-        <w:t xml:space="preserve"> y </w:t>
-      </w:r>
-      <w:r>
-        <w:rPr>
-          <w:rFonts w:ascii="Consolas" w:hAnsi="Consolas"/>
-          <w:sz w:val="19"/>
-        </w:rPr>
-        <w:t>app.py</w:t>
-      </w:r>
-      <w:r>
-        <w:t xml:space="preserve"> en </w:t>
+        <w:t xml:space="preserve"> (sirviendo la carpeta </w:t>
       </w:r>
       <w:r>
         <w:rPr>
@@ -3553,19 +3651,36 @@
         <w:t>TALLER 1.2/</w:t>
       </w:r>
       <w:r>
-        <w:t xml:space="preserve">). El despliegue queda pendiente de que el equipo conecte su cuenta de GitHub en </w:t>
+        <w:t xml:space="preserve"> o </w:t>
       </w:r>
-      <w:hyperlink r:id="rId19">
-        <w:r>
-          <w:rPr>
-            <w:color w:val="0563C1"/>
-            <w:u w:val="single"/>
-          </w:rPr>
-          <w:t>share.streamlit.io</w:t>
-        </w:r>
-      </w:hyperlink>
       <w:r>
-        <w:t>; una vez publicada, esta sección debe actualizarse con la URL final y capturas de pantalla de la versión en producción.</w:t>
+        <w:rPr>
+          <w:rFonts w:ascii="Consolas" w:hAnsi="Consolas"/>
+          <w:sz w:val="19"/>
+        </w:rPr>
+        <w:t>TALLER 1.2/app_web/</w:t>
+      </w:r>
+      <w:r>
+        <w:t xml:space="preserve"> del repositorio) o </w:t>
+      </w:r>
+      <w:r>
+        <w:rPr>
+          <w:b/>
+        </w:rPr>
+        <w:t>Netlify</w:t>
+      </w:r>
+      <w:r>
+        <w:t xml:space="preserve">, conectando el repositorio </w:t>
+      </w:r>
+      <w:r>
+        <w:rPr>
+          <w:rFonts w:ascii="Consolas" w:hAnsi="Consolas"/>
+          <w:sz w:val="19"/>
+        </w:rPr>
+        <w:t>JigSaw1117/CLAUDIOS</w:t>
+      </w:r>
+      <w:r>
+        <w:t>. El despliegue queda pendiente de que el equipo active alguna de estas opciones desde su propia cuenta; una vez publicada, esta sección debe actualizarse con la URL final y capturas de pantalla de la versión en producción.</w:t>
       </w:r>
     </w:p>
     <w:p>
@@ -3666,7 +3781,7 @@
       <w:r>
         <w:t xml:space="preserve"> </w:t>
       </w:r>
-      <w:hyperlink r:id="rId20">
+      <w:hyperlink r:id="rId19">
         <w:r>
           <w:rPr>
             <w:color w:val="0563C1"/>
@@ -3743,10 +3858,50 @@
           <w:rFonts w:ascii="Consolas" w:hAnsi="Consolas"/>
           <w:sz w:val="19"/>
         </w:rPr>
+        <w:t>app_web/</w:t>
+      </w:r>
+      <w:r>
+        <w:t xml:space="preserve"> (aplicativo estático: </w:t>
+      </w:r>
+      <w:r>
+        <w:rPr>
+          <w:rFonts w:ascii="Consolas" w:hAnsi="Consolas"/>
+          <w:sz w:val="19"/>
+        </w:rPr>
+        <w:t>index.html</w:t>
+      </w:r>
+      <w:r>
+        <w:t xml:space="preserve">, </w:t>
+      </w:r>
+      <w:r>
+        <w:rPr>
+          <w:rFonts w:ascii="Consolas" w:hAnsi="Consolas"/>
+          <w:sz w:val="19"/>
+        </w:rPr>
+        <w:t>predictor.js</w:t>
+      </w:r>
+      <w:r>
+        <w:t xml:space="preserve">, </w:t>
+      </w:r>
+      <w:r>
+        <w:rPr>
+          <w:rFonts w:ascii="Consolas" w:hAnsi="Consolas"/>
+          <w:sz w:val="19"/>
+        </w:rPr>
+        <w:t>modelo_potabilidad.js/.json</w:t>
+      </w:r>
+      <w:r>
+        <w:t xml:space="preserve">), </w:t>
+      </w:r>
+      <w:r>
+        <w:rPr>
+          <w:rFonts w:ascii="Consolas" w:hAnsi="Consolas"/>
+          <w:sz w:val="19"/>
+        </w:rPr>
         <w:t>app.py</w:t>
       </w:r>
       <w:r>
-        <w:t xml:space="preserve"> (aplicativo Streamlit), </w:t>
+        <w:t xml:space="preserve"> (aplicativo alternativo en Streamlit), </w:t>
       </w:r>
       <w:r>
         <w:rPr>
@@ -3756,7 +3911,7 @@
         <w:t>modelo_potabilidad.pkl</w:t>
       </w:r>
       <w:r>
-        <w:t xml:space="preserve"> (modelo serializado), </w:t>
+        <w:t xml:space="preserve"> (pipeline serializado), </w:t>
       </w:r>
       <w:r>
         <w:rPr>

--- a/TALLER 1.2/INFORME_POTABILIDAD_AGUA.docx
+++ b/TALLER 1.2/INFORME_POTABILIDAD_AGUA.docx
@@ -1189,7 +1189,7 @@
         <w:t>Solids</w:t>
       </w:r>
       <w:r>
-        <w:t>). Esto anticipa que un modelo lineal como la regresión logística tendrá una capacidad predictiva limitada con estas variables.</w:t>
+        <w:t>). Esto anticipa que un modelo lineal como la regresión logística tendrá una capacidad de clasificación limitada con estas variables.</w:t>
       </w:r>
     </w:p>
     <w:p>
@@ -2596,7 +2596,7 @@
     </w:p>
     <w:p>
       <w:r>
-        <w:t>La magnitud de todos los coeficientes es muy pequeña (&lt; 0.06), consistente con las correlaciones casi nulas observadas en el EDA: ninguna variable domina la predicción, y el modelo en conjunto captura muy poca señal.</w:t>
+        <w:t>La magnitud de todos los coeficientes es muy pequeña (&lt; 0.06), consistente con las correlaciones casi nulas observadas en el EDA: ninguna variable domina la clasificación, y el modelo en conjunto captura muy poca señal.</w:t>
       </w:r>
     </w:p>
     <w:p>
@@ -3200,7 +3200,7 @@
     </w:p>
     <w:p>
       <w:r>
-        <w:t xml:space="preserve">La curva ROC está muy cerca de la diagonal de azar (AUC = 0.547), confirmando que el modelo apenas mejora una predicción aleatoria. En el contexto de potabilidad del agua, los dos tipos de error tienen </w:t>
+        <w:t xml:space="preserve">La curva ROC está muy cerca de la diagonal de azar (AUC = 0.547), confirmando que el modelo apenas mejora una clasificación aleatoria. En el contexto de potabilidad del agua, los dos tipos de error tienen </w:t>
       </w:r>
       <w:r>
         <w:rPr>
@@ -3360,9 +3360,9 @@
         <w:br/>
         <w:t xml:space="preserve">      ▼</w:t>
         <w:br/>
-        <w:t>app_web/predictor.js  (motor de inferencia genérico)</w:t>
+        <w:t>app_web/clasificador.js  (motor de inferencia genérico)</w:t>
         <w:br/>
-        <w:t xml:space="preserve">  predecir(valoresCrudos, modelo):</w:t>
+        <w:t xml:space="preserve">  clasificar(valoresCrudos, modelo):</w:t>
         <w:br/>
         <w:t xml:space="preserve">    impute -&gt; estandariza -&gt; z = intercepto + Σ(coef·x) -&gt; sigmoide(z)</w:t>
         <w:br/>
@@ -3385,7 +3385,7 @@
           <w:rFonts w:ascii="Consolas" w:hAnsi="Consolas"/>
           <w:sz w:val="19"/>
         </w:rPr>
-        <w:t>predictor.js</w:t>
+        <w:t>clasificador.js</w:t>
       </w:r>
       <w:r>
         <w:t xml:space="preserve"> es </w:t>
@@ -3454,7 +3454,7 @@
           <w:rFonts w:ascii="Consolas" w:hAnsi="Consolas"/>
           <w:sz w:val="19"/>
         </w:rPr>
-        <w:t>predictor.js</w:t>
+        <w:t>clasificador.js</w:t>
       </w:r>
       <w:r>
         <w:t xml:space="preserve"> ni </w:t>
@@ -3501,7 +3501,7 @@
         <w:t>modelo_potabilidad.pkl</w:t>
       </w:r>
       <w:r>
-        <w:t>, vía joblib) y ofrece la misma predicción desde Python; ambas implementaciones se verificaron numéricamente equivalentes (mismo caso de prueba, misma probabilidad de salida).</w:t>
+        <w:t>, vía joblib) y ofrece la misma clasificación desde Python; ambas implementaciones se verificaron numéricamente equivalentes (mismo caso de prueba, misma probabilidad de salida).</w:t>
       </w:r>
     </w:p>
     <w:p>
@@ -3541,7 +3541,7 @@
         <w:rPr>
           <w:b/>
         </w:rPr>
-        <w:t>"Rellenar con medianas"</w:t>
+        <w:t>"Cargar medianas"</w:t>
       </w:r>
       <w:r>
         <w:t xml:space="preserve"> para cargar valores de referencia del set de entrenamiento.</w:t>
@@ -3558,7 +3558,7 @@
         <w:rPr>
           <w:b/>
         </w:rPr>
-        <w:t>"Predecir potabilidad"</w:t>
+        <w:t>"Clasificar Potabilidad"</w:t>
       </w:r>
       <w:r>
         <w:t>.</w:t>
@@ -3578,7 +3578,7 @@
         <w:t>"Ver cómo se calculó"</w:t>
       </w:r>
       <w:r>
-        <w:t>, el detalle de la contribución de cada variable a la predicción (transparencia sobre el cálculo, no es una caja negra).</w:t>
+        <w:t>, el detalle de la contribución de cada variable a la clasificación (transparencia sobre el cálculo, no es una caja negra).</w:t>
       </w:r>
     </w:p>
     <w:p>
@@ -3714,7 +3714,7 @@
         <w:t>class_weight="balanced"</w:t>
       </w:r>
       <w:r>
-        <w:t xml:space="preserve"> fue necesario para obtener un clasificador que efectivamente distinga ambas clases (sin él, el modelo predecía siempre "no potable"), pero desplazó el error hacia más falsos positivos, el tipo de error más costoso en este dominio.</w:t>
+        <w:t xml:space="preserve"> fue necesario para obtener un clasificador que efectivamente distinga ambas clases (sin él, el modelo clasificaba siempre como "no potable"), pero desplazó el error hacia más falsos positivos, el tipo de error más costoso en este dominio.</w:t>
       </w:r>
     </w:p>
     <w:p>
@@ -3757,7 +3757,7 @@
         <w:ind w:left="369" w:hanging="227"/>
       </w:pPr>
       <w:r>
-        <w:t>4. De ser posible, ampliar el dataset con variables adicionales (indicadores bacteriológicos, metales pesados) que suelen tener mayor poder predictivo sobre la potabilidad real.</w:t>
+        <w:t>4. De ser posible, ampliar el dataset con variables adicionales (indicadores bacteriológicos, metales pesados) que suelen tener mayor poder de clasificación sobre la potabilidad real.</w:t>
       </w:r>
     </w:p>
     <w:p>
@@ -3878,7 +3878,7 @@
           <w:rFonts w:ascii="Consolas" w:hAnsi="Consolas"/>
           <w:sz w:val="19"/>
         </w:rPr>
-        <w:t>predictor.js</w:t>
+        <w:t>clasificador.js</w:t>
       </w:r>
       <w:r>
         <w:t xml:space="preserve">, </w:t>

--- a/TALLER 1.2/INFORME_POTABILIDAD_AGUA.docx
+++ b/TALLER 1.2/INFORME_POTABILIDAD_AGUA.docx
@@ -3569,7 +3569,7 @@
         <w:ind w:left="369" w:hanging="227"/>
       </w:pPr>
       <w:r>
-        <w:t xml:space="preserve">4. La página muestra la clase predicha (✅ Potable / ⛔ No potable), la probabilidad estimada y, en </w:t>
+        <w:t xml:space="preserve">4. La página muestra la clase asignada (✅ Potable / ⛔ No potable), la probabilidad estimada y, en </w:t>
       </w:r>
       <w:r>
         <w:rPr>
@@ -3583,7 +3583,7 @@
     </w:p>
     <w:p>
       <w:r>
-        <w:t xml:space="preserve">La aplicación fue verificada sirviéndola con un servidor estático local: con los valores por defecto (mediana de cada variable) predice </w:t>
+        <w:t xml:space="preserve">La aplicación fue verificada sirviéndola con un servidor estático local: con los valores por defecto (mediana de cada variable) clasifica como </w:t>
       </w:r>
       <w:r>
         <w:rPr>
@@ -3592,7 +3592,7 @@
         <w:t>No potable, 49.8%</w:t>
       </w:r>
       <w:r>
-        <w:t xml:space="preserve">, y con una muestra real potable del dataset predice </w:t>
+        <w:t xml:space="preserve">, y con una muestra real potable del dataset clasifica como </w:t>
       </w:r>
       <w:r>
         <w:rPr>

--- a/TALLER 1.2/INFORME_POTABILIDAD_AGUA.docx
+++ b/TALLER 1.2/INFORME_POTABILIDAD_AGUA.docx
@@ -1796,7 +1796,7 @@
               <w:rPr>
                 <w:sz w:val="20"/>
               </w:rPr>
-              <w:t>El desbalance 61%/39% hacía que el modelo sin ajustar predijera siempre la clase mayoritaria (Precision/Recall/F1 = 0 para "Potable"); balancear los pesos corrige el umbral de decisión efectivo</w:t>
+              <w:t>El desbalance 61%/39% hacía que el modelo sin ajustar clasificara siempre en la clase mayoritaria (Precision/Recall/F1 = 0 para "Potable"); balancear los pesos corrige el umbral de decisión efectivo</w:t>
             </w:r>
           </w:p>
         </w:tc>
